--- a/files/Notes.docx
+++ b/files/Notes.docx
@@ -41,7 +41,23 @@
         <w:rPr>
           <w:rtl w:val="0"/>
         </w:rPr>
-        <w:t xml:space="preserve">Kapiriri, L., &amp; Razavi, S. D. (2021). Salient stakeholders: Using the salience stakeholder model to assess stakeholders' influence in healthcare priority setting. Health Policy OPEN, 2, 100048. https://pmc.ncbi.nlm.nih.gov/articles/PMC10297821/    </w:t>
+        <w:t xml:space="preserve">Kapiriri, L., &amp; Razavi, S. D. (2021). Salient stakeholders: Using the salience stakeholder model to assess stakeholders' influence in healthcare priority setting. Health Policy OPEN, 2, 100048. </w:t>
+      </w:r>
+      <w:hyperlink r:id="rId6">
+        <w:r>
+          <w:rPr>
+            <w:color w:val="1155cc"/>
+            <w:u w:val="single"/>
+            <w:rtl w:val="0"/>
+          </w:rPr>
+          <w:t xml:space="preserve">https://pmc.ncbi.nlm.nih.gov/articles/PMC10297821/</w:t>
+        </w:r>
+      </w:hyperlink>
+      <w:r>
+        <w:rPr>
+          <w:rtl w:val="0"/>
+        </w:rPr>
+        <w:t xml:space="preserve"> </w:t>
       </w:r>
     </w:p>
     <w:p>
@@ -181,256 +197,1208 @@
         <w:rPr>
           <w:rtl w:val="0"/>
         </w:rPr>
-        <w:t xml:space="preserve">Stakeholder class</w:t>
-      </w:r>
-    </w:p>
-    <w:p>
-      <w:pPr>
-        <w:rPr/>
-      </w:pPr>
-      <w:r>
-        <w:rPr>
-          <w:rtl w:val="0"/>
-        </w:rPr>
-        <w:t xml:space="preserve">Typology</w:t>
-      </w:r>
-    </w:p>
-    <w:p>
-      <w:pPr>
-        <w:rPr/>
-      </w:pPr>
-      <w:r>
-        <w:rPr>
-          <w:rtl w:val="0"/>
-        </w:rPr>
-        <w:t xml:space="preserve">Attributes</w:t>
-      </w:r>
-    </w:p>
-    <w:p>
-      <w:pPr>
-        <w:rPr/>
-      </w:pPr>
-      <w:r>
-        <w:rPr>
-          <w:rtl w:val="0"/>
-        </w:rPr>
-        <w:t xml:space="preserve">Latent</w:t>
-      </w:r>
-    </w:p>
-    <w:p>
-      <w:pPr>
-        <w:rPr/>
-      </w:pPr>
-      <w:r>
-        <w:rPr>
-          <w:rtl w:val="0"/>
-        </w:rPr>
-        <w:t xml:space="preserve">Dormant</w:t>
-      </w:r>
-    </w:p>
-    <w:p>
-      <w:pPr>
-        <w:rPr/>
-      </w:pPr>
-      <w:r>
-        <w:rPr>
-          <w:rtl w:val="0"/>
-        </w:rPr>
-        <w:t xml:space="preserve">Power</w:t>
-      </w:r>
-    </w:p>
-    <w:p>
-      <w:pPr>
-        <w:rPr/>
-      </w:pPr>
-      <w:r>
-        <w:rPr>
-          <w:rtl w:val="0"/>
-        </w:rPr>
-      </w:r>
-    </w:p>
-    <w:p>
-      <w:pPr>
-        <w:rPr/>
-      </w:pPr>
-      <w:r>
-        <w:rPr>
-          <w:rtl w:val="0"/>
-        </w:rPr>
-        <w:t xml:space="preserve">Discretionary</w:t>
-      </w:r>
-    </w:p>
-    <w:p>
-      <w:pPr>
-        <w:rPr/>
-      </w:pPr>
-      <w:r>
-        <w:rPr>
-          <w:rtl w:val="0"/>
-        </w:rPr>
-        <w:t xml:space="preserve">Legitimacy</w:t>
-      </w:r>
-    </w:p>
-    <w:p>
-      <w:pPr>
-        <w:rPr/>
-      </w:pPr>
-      <w:r>
-        <w:rPr>
-          <w:rtl w:val="0"/>
-        </w:rPr>
-      </w:r>
-    </w:p>
-    <w:p>
-      <w:pPr>
-        <w:rPr/>
-      </w:pPr>
-      <w:r>
-        <w:rPr>
-          <w:rtl w:val="0"/>
-        </w:rPr>
-        <w:t xml:space="preserve">Demanding</w:t>
-      </w:r>
-    </w:p>
-    <w:p>
-      <w:pPr>
-        <w:rPr/>
-      </w:pPr>
-      <w:r>
-        <w:rPr>
-          <w:rtl w:val="0"/>
-        </w:rPr>
-        <w:t xml:space="preserve">Urgency</w:t>
-      </w:r>
-    </w:p>
-    <w:p>
-      <w:pPr>
-        <w:rPr/>
-      </w:pPr>
-      <w:r>
-        <w:rPr>
-          <w:rtl w:val="0"/>
-        </w:rPr>
-        <w:t xml:space="preserve">Expectant</w:t>
-      </w:r>
-    </w:p>
-    <w:p>
-      <w:pPr>
-        <w:rPr/>
-      </w:pPr>
-      <w:r>
-        <w:rPr>
-          <w:rtl w:val="0"/>
-        </w:rPr>
-        <w:t xml:space="preserve">Dominant</w:t>
-      </w:r>
-    </w:p>
-    <w:p>
-      <w:pPr>
-        <w:rPr/>
-      </w:pPr>
-      <w:r>
-        <w:rPr>
-          <w:rtl w:val="0"/>
-        </w:rPr>
-        <w:t xml:space="preserve">Power &amp; Legitimacy</w:t>
-      </w:r>
-    </w:p>
-    <w:p>
-      <w:pPr>
-        <w:rPr/>
-      </w:pPr>
-      <w:r>
-        <w:rPr>
-          <w:rtl w:val="0"/>
-        </w:rPr>
-      </w:r>
-    </w:p>
-    <w:p>
-      <w:pPr>
-        <w:rPr/>
-      </w:pPr>
-      <w:r>
-        <w:rPr>
-          <w:rtl w:val="0"/>
-        </w:rPr>
-        <w:t xml:space="preserve">Dangerous</w:t>
-      </w:r>
-    </w:p>
-    <w:p>
-      <w:pPr>
-        <w:rPr/>
-      </w:pPr>
-      <w:r>
-        <w:rPr>
-          <w:rtl w:val="0"/>
-        </w:rPr>
-        <w:t xml:space="preserve">Power &amp; Urgency</w:t>
-      </w:r>
-    </w:p>
-    <w:p>
-      <w:pPr>
-        <w:rPr/>
-      </w:pPr>
-      <w:r>
-        <w:rPr>
-          <w:rtl w:val="0"/>
-        </w:rPr>
-      </w:r>
-    </w:p>
-    <w:p>
-      <w:pPr>
-        <w:rPr/>
-      </w:pPr>
-      <w:r>
-        <w:rPr>
-          <w:rtl w:val="0"/>
-        </w:rPr>
-        <w:t xml:space="preserve">Dependent</w:t>
-      </w:r>
-    </w:p>
-    <w:p>
-      <w:pPr>
-        <w:rPr/>
-      </w:pPr>
-      <w:r>
-        <w:rPr>
-          <w:rtl w:val="0"/>
-        </w:rPr>
-        <w:t xml:space="preserve">Legitimacy &amp; Urgency</w:t>
-      </w:r>
-    </w:p>
-    <w:p>
-      <w:pPr>
-        <w:rPr/>
-      </w:pPr>
-      <w:r>
-        <w:rPr>
-          <w:rtl w:val="0"/>
-        </w:rPr>
-        <w:t xml:space="preserve">Definitive</w:t>
-      </w:r>
-    </w:p>
-    <w:p>
-      <w:pPr>
-        <w:rPr/>
-      </w:pPr>
-      <w:r>
-        <w:rPr>
-          <w:rtl w:val="0"/>
-        </w:rPr>
-        <w:t xml:space="preserve">Definitive</w:t>
-      </w:r>
-    </w:p>
-    <w:p>
-      <w:pPr>
-        <w:rPr/>
-      </w:pPr>
-      <w:r>
-        <w:rPr>
-          <w:rtl w:val="0"/>
-        </w:rPr>
-        <w:t xml:space="preserve">Power, Legitimacy, Urgency</w:t>
+      </w:r>
+    </w:p>
+    <w:tbl>
+      <w:tblPr>
+        <w:tblStyle w:val="Table1"/>
+        <w:tblW w:w="8790.0" w:type="dxa"/>
+        <w:jc w:val="left"/>
+        <w:tblBorders>
+          <w:top w:color="000000" w:space="0" w:sz="0" w:val="nil"/>
+          <w:left w:color="000000" w:space="0" w:sz="0" w:val="nil"/>
+          <w:bottom w:color="000000" w:space="0" w:sz="0" w:val="nil"/>
+          <w:right w:color="000000" w:space="0" w:sz="0" w:val="nil"/>
+          <w:insideH w:color="000000" w:space="0" w:sz="0" w:val="nil"/>
+          <w:insideV w:color="000000" w:space="0" w:sz="0" w:val="nil"/>
+        </w:tblBorders>
+        <w:tblLayout w:type="fixed"/>
+        <w:tblLook w:val="0600"/>
+      </w:tblPr>
+      <w:tblGrid>
+        <w:gridCol w:w="1725"/>
+        <w:gridCol w:w="1605"/>
+        <w:gridCol w:w="1755"/>
+        <w:gridCol w:w="3705"/>
+        <w:tblGridChange w:id="0">
+          <w:tblGrid>
+            <w:gridCol w:w="1725"/>
+            <w:gridCol w:w="1605"/>
+            <w:gridCol w:w="1755"/>
+            <w:gridCol w:w="3705"/>
+          </w:tblGrid>
+        </w:tblGridChange>
+      </w:tblGrid>
+      <w:tr>
+        <w:trPr>
+          <w:cantSplit w:val="0"/>
+          <w:trHeight w:val="1065" w:hRule="atLeast"/>
+          <w:tblHeader w:val="0"/>
+        </w:trPr>
+        <w:tc>
+          <w:tcPr>
+            <w:tcBorders>
+              <w:top w:color="1f1f1f" w:space="0" w:sz="5" w:val="single"/>
+              <w:left w:color="1f1f1f" w:space="0" w:sz="5" w:val="single"/>
+              <w:bottom w:color="1f1f1f" w:space="0" w:sz="5" w:val="single"/>
+              <w:right w:color="1f1f1f" w:space="0" w:sz="5" w:val="single"/>
+            </w:tcBorders>
+            <w:shd w:fill="efefef" w:val="clear"/>
+            <w:tcMar>
+              <w:top w:w="240.0" w:type="dxa"/>
+              <w:left w:w="0.0" w:type="dxa"/>
+              <w:bottom w:w="240.0" w:type="dxa"/>
+              <w:right w:w="180.0" w:type="dxa"/>
+            </w:tcMar>
+            <w:vAlign w:val="top"/>
+          </w:tcPr>
+          <w:p>
+            <w:pPr>
+              <w:spacing w:after="480" w:lineRule="auto"/>
+              <w:rPr>
+                <w:color w:val="1f1f1f"/>
+              </w:rPr>
+            </w:pPr>
+            <w:r>
+              <w:rPr>
+                <w:b w:val="1"/>
+                <w:bCs w:val="1"/>
+                <w:color w:val="1f1f1f"/>
+                <w:rtl w:val="0"/>
+              </w:rPr>
+              <w:t xml:space="preserve">Stakeholder Class</w:t>
+            </w:r>
+            <w:r>
+              <w:rPr>
+                <w:rtl w:val="0"/>
+              </w:rPr>
+            </w:r>
+          </w:p>
+        </w:tc>
+        <w:tc>
+          <w:tcPr>
+            <w:tcBorders>
+              <w:top w:color="1f1f1f" w:space="0" w:sz="5" w:val="single"/>
+              <w:left w:color="1f1f1f" w:space="0" w:sz="5" w:val="single"/>
+              <w:bottom w:color="1f1f1f" w:space="0" w:sz="5" w:val="single"/>
+              <w:right w:color="1f1f1f" w:space="0" w:sz="5" w:val="single"/>
+            </w:tcBorders>
+            <w:shd w:fill="efefef" w:val="clear"/>
+            <w:tcMar>
+              <w:top w:w="240.0" w:type="dxa"/>
+              <w:left w:w="0.0" w:type="dxa"/>
+              <w:bottom w:w="240.0" w:type="dxa"/>
+              <w:right w:w="180.0" w:type="dxa"/>
+            </w:tcMar>
+            <w:vAlign w:val="top"/>
+          </w:tcPr>
+          <w:p>
+            <w:pPr>
+              <w:spacing w:after="480" w:lineRule="auto"/>
+              <w:rPr>
+                <w:color w:val="1f1f1f"/>
+              </w:rPr>
+            </w:pPr>
+            <w:r>
+              <w:rPr>
+                <w:b w:val="1"/>
+                <w:bCs w:val="1"/>
+                <w:color w:val="1f1f1f"/>
+                <w:rtl w:val="0"/>
+              </w:rPr>
+              <w:t xml:space="preserve">Typology</w:t>
+            </w:r>
+            <w:r>
+              <w:rPr>
+                <w:rtl w:val="0"/>
+              </w:rPr>
+            </w:r>
+          </w:p>
+        </w:tc>
+        <w:tc>
+          <w:tcPr>
+            <w:tcBorders>
+              <w:top w:color="1f1f1f" w:space="0" w:sz="5" w:val="single"/>
+              <w:left w:color="1f1f1f" w:space="0" w:sz="5" w:val="single"/>
+              <w:bottom w:color="1f1f1f" w:space="0" w:sz="5" w:val="single"/>
+              <w:right w:color="1f1f1f" w:space="0" w:sz="5" w:val="single"/>
+            </w:tcBorders>
+            <w:shd w:fill="efefef" w:val="clear"/>
+            <w:tcMar>
+              <w:top w:w="240.0" w:type="dxa"/>
+              <w:left w:w="0.0" w:type="dxa"/>
+              <w:bottom w:w="240.0" w:type="dxa"/>
+              <w:right w:w="180.0" w:type="dxa"/>
+            </w:tcMar>
+            <w:vAlign w:val="top"/>
+          </w:tcPr>
+          <w:p>
+            <w:pPr>
+              <w:spacing w:after="480" w:lineRule="auto"/>
+              <w:rPr>
+                <w:color w:val="1f1f1f"/>
+              </w:rPr>
+            </w:pPr>
+            <w:r>
+              <w:rPr>
+                <w:b w:val="1"/>
+                <w:bCs w:val="1"/>
+                <w:color w:val="1f1f1f"/>
+                <w:rtl w:val="0"/>
+              </w:rPr>
+              <w:t xml:space="preserve">Attributes</w:t>
+            </w:r>
+            <w:r>
+              <w:rPr>
+                <w:rtl w:val="0"/>
+              </w:rPr>
+            </w:r>
+          </w:p>
+        </w:tc>
+        <w:tc>
+          <w:tcPr>
+            <w:tcBorders>
+              <w:top w:color="1f1f1f" w:space="0" w:sz="5" w:val="single"/>
+              <w:left w:color="1f1f1f" w:space="0" w:sz="5" w:val="single"/>
+              <w:bottom w:color="1f1f1f" w:space="0" w:sz="5" w:val="single"/>
+              <w:right w:color="1f1f1f" w:space="0" w:sz="5" w:val="single"/>
+            </w:tcBorders>
+            <w:shd w:fill="efefef" w:val="clear"/>
+            <w:tcMar>
+              <w:top w:w="240.0" w:type="dxa"/>
+              <w:left w:w="0.0" w:type="dxa"/>
+              <w:bottom w:w="240.0" w:type="dxa"/>
+              <w:right w:w="0.0" w:type="dxa"/>
+            </w:tcMar>
+            <w:vAlign w:val="top"/>
+          </w:tcPr>
+          <w:p>
+            <w:pPr>
+              <w:spacing w:after="480" w:lineRule="auto"/>
+              <w:rPr>
+                <w:color w:val="1f1f1f"/>
+              </w:rPr>
+            </w:pPr>
+            <w:r>
+              <w:rPr>
+                <w:b w:val="1"/>
+                <w:bCs w:val="1"/>
+                <w:color w:val="1f1f1f"/>
+                <w:rtl w:val="0"/>
+              </w:rPr>
+              <w:t xml:space="preserve">Description</w:t>
+            </w:r>
+            <w:r>
+              <w:rPr>
+                <w:rtl w:val="0"/>
+              </w:rPr>
+            </w:r>
+          </w:p>
+        </w:tc>
+      </w:tr>
+      <w:tr>
+        <w:trPr>
+          <w:cantSplit w:val="0"/>
+          <w:trHeight w:val="1335" w:hRule="atLeast"/>
+          <w:tblHeader w:val="0"/>
+        </w:trPr>
+        <w:tc>
+          <w:tcPr>
+            <w:vMerge w:val="restart"/>
+            <w:tcBorders>
+              <w:top w:color="1f1f1f" w:space="0" w:sz="5" w:val="single"/>
+              <w:left w:color="1f1f1f" w:space="0" w:sz="5" w:val="single"/>
+              <w:bottom w:color="1f1f1f" w:space="0" w:sz="5" w:val="single"/>
+              <w:right w:color="1f1f1f" w:space="0" w:sz="5" w:val="single"/>
+            </w:tcBorders>
+            <w:tcMar>
+              <w:top w:w="240.0" w:type="dxa"/>
+              <w:left w:w="0.0" w:type="dxa"/>
+              <w:bottom w:w="240.0" w:type="dxa"/>
+              <w:right w:w="180.0" w:type="dxa"/>
+            </w:tcMar>
+            <w:vAlign w:val="top"/>
+          </w:tcPr>
+          <w:p>
+            <w:pPr>
+              <w:spacing w:after="480" w:lineRule="auto"/>
+              <w:rPr>
+                <w:color w:val="1f1f1f"/>
+              </w:rPr>
+            </w:pPr>
+            <w:r>
+              <w:rPr>
+                <w:b w:val="1"/>
+                <w:bCs w:val="1"/>
+                <w:color w:val="1f1f1f"/>
+                <w:rtl w:val="0"/>
+              </w:rPr>
+              <w:t xml:space="preserve">Latent</w:t>
+            </w:r>
+            <w:r>
+              <w:rPr>
+                <w:rtl w:val="0"/>
+              </w:rPr>
+            </w:r>
+          </w:p>
+          <w:p>
+            <w:pPr>
+              <w:spacing w:after="480" w:lineRule="auto"/>
+              <w:rPr>
+                <w:color w:val="1f1f1f"/>
+              </w:rPr>
+            </w:pPr>
+            <w:r>
+              <w:rPr>
+                <w:rtl w:val="0"/>
+              </w:rPr>
+            </w:r>
+          </w:p>
+        </w:tc>
+        <w:tc>
+          <w:tcPr>
+            <w:tcBorders>
+              <w:top w:color="1f1f1f" w:space="0" w:sz="5" w:val="single"/>
+              <w:left w:color="1f1f1f" w:space="0" w:sz="5" w:val="single"/>
+              <w:bottom w:color="1f1f1f" w:space="0" w:sz="5" w:val="single"/>
+              <w:right w:color="1f1f1f" w:space="0" w:sz="5" w:val="single"/>
+            </w:tcBorders>
+            <w:tcMar>
+              <w:top w:w="240.0" w:type="dxa"/>
+              <w:left w:w="0.0" w:type="dxa"/>
+              <w:bottom w:w="240.0" w:type="dxa"/>
+              <w:right w:w="180.0" w:type="dxa"/>
+            </w:tcMar>
+            <w:vAlign w:val="top"/>
+          </w:tcPr>
+          <w:p>
+            <w:pPr>
+              <w:spacing w:after="480" w:lineRule="auto"/>
+              <w:rPr>
+                <w:color w:val="1f1f1f"/>
+              </w:rPr>
+            </w:pPr>
+            <w:r>
+              <w:rPr>
+                <w:color w:val="1f1f1f"/>
+                <w:rtl w:val="0"/>
+              </w:rPr>
+              <w:t xml:space="preserve">Dormant</w:t>
+            </w:r>
+          </w:p>
+        </w:tc>
+        <w:tc>
+          <w:tcPr>
+            <w:tcBorders>
+              <w:top w:color="1f1f1f" w:space="0" w:sz="5" w:val="single"/>
+              <w:left w:color="1f1f1f" w:space="0" w:sz="5" w:val="single"/>
+              <w:bottom w:color="1f1f1f" w:space="0" w:sz="5" w:val="single"/>
+              <w:right w:color="1f1f1f" w:space="0" w:sz="5" w:val="single"/>
+            </w:tcBorders>
+            <w:tcMar>
+              <w:top w:w="240.0" w:type="dxa"/>
+              <w:left w:w="0.0" w:type="dxa"/>
+              <w:bottom w:w="240.0" w:type="dxa"/>
+              <w:right w:w="180.0" w:type="dxa"/>
+            </w:tcMar>
+            <w:vAlign w:val="top"/>
+          </w:tcPr>
+          <w:p>
+            <w:pPr>
+              <w:spacing w:after="480" w:lineRule="auto"/>
+              <w:rPr>
+                <w:color w:val="1f1f1f"/>
+              </w:rPr>
+            </w:pPr>
+            <w:r>
+              <w:rPr>
+                <w:color w:val="1f1f1f"/>
+                <w:rtl w:val="0"/>
+              </w:rPr>
+              <w:t xml:space="preserve">Power</w:t>
+            </w:r>
+          </w:p>
+        </w:tc>
+        <w:tc>
+          <w:tcPr>
+            <w:tcBorders>
+              <w:top w:color="1f1f1f" w:space="0" w:sz="5" w:val="single"/>
+              <w:left w:color="1f1f1f" w:space="0" w:sz="5" w:val="single"/>
+              <w:bottom w:color="1f1f1f" w:space="0" w:sz="5" w:val="single"/>
+              <w:right w:color="1f1f1f" w:space="0" w:sz="5" w:val="single"/>
+            </w:tcBorders>
+            <w:tcMar>
+              <w:top w:w="240.0" w:type="dxa"/>
+              <w:left w:w="0.0" w:type="dxa"/>
+              <w:bottom w:w="240.0" w:type="dxa"/>
+              <w:right w:w="0.0" w:type="dxa"/>
+            </w:tcMar>
+            <w:vAlign w:val="top"/>
+          </w:tcPr>
+          <w:p>
+            <w:pPr>
+              <w:spacing w:after="480" w:lineRule="auto"/>
+              <w:rPr>
+                <w:color w:val="1f1f1f"/>
+              </w:rPr>
+            </w:pPr>
+            <w:r>
+              <w:rPr>
+                <w:color w:val="1f1f1f"/>
+                <w:rtl w:val="0"/>
+              </w:rPr>
+              <w:t xml:space="preserve">Have the power to impose their will but lack legitimacy or urgency. They should be monitored.</w:t>
+            </w:r>
+          </w:p>
+        </w:tc>
+      </w:tr>
+      <w:tr>
+        <w:trPr>
+          <w:cantSplit w:val="0"/>
+          <w:trHeight w:val="1335" w:hRule="atLeast"/>
+          <w:tblHeader w:val="0"/>
+        </w:trPr>
+        <w:tc>
+          <w:tcPr>
+            <w:vMerge w:val="continue"/>
+            <w:tcBorders>
+              <w:top w:color="1f1f1f" w:space="0" w:sz="5" w:val="single"/>
+              <w:left w:color="1f1f1f" w:space="0" w:sz="5" w:val="single"/>
+              <w:bottom w:color="1f1f1f" w:space="0" w:sz="5" w:val="single"/>
+              <w:right w:color="1f1f1f" w:space="0" w:sz="5" w:val="single"/>
+            </w:tcBorders>
+            <w:tcMar>
+              <w:top w:w="240.0" w:type="dxa"/>
+              <w:left w:w="0.0" w:type="dxa"/>
+              <w:bottom w:w="240.0" w:type="dxa"/>
+              <w:right w:w="180.0" w:type="dxa"/>
+            </w:tcMar>
+            <w:vAlign w:val="top"/>
+          </w:tcPr>
+          <w:p>
+            <w:pPr>
+              <w:spacing w:after="0" w:before="0" w:line="240" w:lineRule="auto"/>
+              <w:ind w:left="0" w:firstLine="0"/>
+              <w:rPr>
+                <w:color w:val="1f1f1f"/>
+              </w:rPr>
+            </w:pPr>
+            <w:r>
+              <w:rPr>
+                <w:rtl w:val="0"/>
+              </w:rPr>
+            </w:r>
+          </w:p>
+        </w:tc>
+        <w:tc>
+          <w:tcPr>
+            <w:tcBorders>
+              <w:top w:color="1f1f1f" w:space="0" w:sz="5" w:val="single"/>
+              <w:left w:color="1f1f1f" w:space="0" w:sz="5" w:val="single"/>
+              <w:bottom w:color="1f1f1f" w:space="0" w:sz="5" w:val="single"/>
+              <w:right w:color="1f1f1f" w:space="0" w:sz="5" w:val="single"/>
+            </w:tcBorders>
+            <w:tcMar>
+              <w:top w:w="240.0" w:type="dxa"/>
+              <w:left w:w="0.0" w:type="dxa"/>
+              <w:bottom w:w="240.0" w:type="dxa"/>
+              <w:right w:w="180.0" w:type="dxa"/>
+            </w:tcMar>
+            <w:vAlign w:val="top"/>
+          </w:tcPr>
+          <w:p>
+            <w:pPr>
+              <w:spacing w:after="480" w:lineRule="auto"/>
+              <w:rPr>
+                <w:color w:val="1f1f1f"/>
+              </w:rPr>
+            </w:pPr>
+            <w:r>
+              <w:rPr>
+                <w:color w:val="1f1f1f"/>
+                <w:rtl w:val="0"/>
+              </w:rPr>
+              <w:t xml:space="preserve">Discretionary</w:t>
+            </w:r>
+          </w:p>
+        </w:tc>
+        <w:tc>
+          <w:tcPr>
+            <w:tcBorders>
+              <w:top w:color="1f1f1f" w:space="0" w:sz="5" w:val="single"/>
+              <w:left w:color="1f1f1f" w:space="0" w:sz="5" w:val="single"/>
+              <w:bottom w:color="1f1f1f" w:space="0" w:sz="5" w:val="single"/>
+              <w:right w:color="1f1f1f" w:space="0" w:sz="5" w:val="single"/>
+            </w:tcBorders>
+            <w:tcMar>
+              <w:top w:w="240.0" w:type="dxa"/>
+              <w:left w:w="0.0" w:type="dxa"/>
+              <w:bottom w:w="240.0" w:type="dxa"/>
+              <w:right w:w="180.0" w:type="dxa"/>
+            </w:tcMar>
+            <w:vAlign w:val="top"/>
+          </w:tcPr>
+          <w:p>
+            <w:pPr>
+              <w:spacing w:after="480" w:lineRule="auto"/>
+              <w:rPr>
+                <w:color w:val="1f1f1f"/>
+              </w:rPr>
+            </w:pPr>
+            <w:r>
+              <w:rPr>
+                <w:color w:val="1f1f1f"/>
+                <w:rtl w:val="0"/>
+              </w:rPr>
+              <w:t xml:space="preserve">Legitimacy</w:t>
+            </w:r>
+          </w:p>
+        </w:tc>
+        <w:tc>
+          <w:tcPr>
+            <w:tcBorders>
+              <w:top w:color="1f1f1f" w:space="0" w:sz="5" w:val="single"/>
+              <w:left w:color="1f1f1f" w:space="0" w:sz="5" w:val="single"/>
+              <w:bottom w:color="1f1f1f" w:space="0" w:sz="5" w:val="single"/>
+              <w:right w:color="1f1f1f" w:space="0" w:sz="5" w:val="single"/>
+            </w:tcBorders>
+            <w:tcMar>
+              <w:top w:w="240.0" w:type="dxa"/>
+              <w:left w:w="0.0" w:type="dxa"/>
+              <w:bottom w:w="240.0" w:type="dxa"/>
+              <w:right w:w="0.0" w:type="dxa"/>
+            </w:tcMar>
+            <w:vAlign w:val="top"/>
+          </w:tcPr>
+          <w:p>
+            <w:pPr>
+              <w:spacing w:after="480" w:lineRule="auto"/>
+              <w:rPr>
+                <w:color w:val="1f1f1f"/>
+              </w:rPr>
+            </w:pPr>
+            <w:r>
+              <w:rPr>
+                <w:color w:val="1f1f1f"/>
+                <w:rtl w:val="0"/>
+              </w:rPr>
+              <w:t xml:space="preserve">Have legitimate claims but no power or urgency. Often recipients of corporate philanthropy.</w:t>
+            </w:r>
+          </w:p>
+        </w:tc>
+      </w:tr>
+      <w:tr>
+        <w:trPr>
+          <w:cantSplit w:val="0"/>
+          <w:trHeight w:val="1605" w:hRule="atLeast"/>
+          <w:tblHeader w:val="0"/>
+        </w:trPr>
+        <w:tc>
+          <w:tcPr>
+            <w:vMerge w:val="continue"/>
+            <w:tcBorders>
+              <w:top w:color="1f1f1f" w:space="0" w:sz="5" w:val="single"/>
+              <w:left w:color="1f1f1f" w:space="0" w:sz="5" w:val="single"/>
+              <w:bottom w:color="1f1f1f" w:space="0" w:sz="5" w:val="single"/>
+              <w:right w:color="1f1f1f" w:space="0" w:sz="5" w:val="single"/>
+            </w:tcBorders>
+            <w:tcMar>
+              <w:top w:w="240.0" w:type="dxa"/>
+              <w:left w:w="0.0" w:type="dxa"/>
+              <w:bottom w:w="240.0" w:type="dxa"/>
+              <w:right w:w="180.0" w:type="dxa"/>
+            </w:tcMar>
+            <w:vAlign w:val="top"/>
+          </w:tcPr>
+          <w:p>
+            <w:pPr>
+              <w:spacing w:after="0" w:before="0" w:line="240" w:lineRule="auto"/>
+              <w:ind w:left="0" w:firstLine="0"/>
+              <w:rPr>
+                <w:color w:val="1f1f1f"/>
+              </w:rPr>
+            </w:pPr>
+            <w:r>
+              <w:rPr>
+                <w:rtl w:val="0"/>
+              </w:rPr>
+            </w:r>
+          </w:p>
+        </w:tc>
+        <w:tc>
+          <w:tcPr>
+            <w:tcBorders>
+              <w:top w:color="1f1f1f" w:space="0" w:sz="5" w:val="single"/>
+              <w:left w:color="1f1f1f" w:space="0" w:sz="5" w:val="single"/>
+              <w:bottom w:color="1f1f1f" w:space="0" w:sz="5" w:val="single"/>
+              <w:right w:color="1f1f1f" w:space="0" w:sz="5" w:val="single"/>
+            </w:tcBorders>
+            <w:tcMar>
+              <w:top w:w="240.0" w:type="dxa"/>
+              <w:left w:w="0.0" w:type="dxa"/>
+              <w:bottom w:w="240.0" w:type="dxa"/>
+              <w:right w:w="180.0" w:type="dxa"/>
+            </w:tcMar>
+            <w:vAlign w:val="top"/>
+          </w:tcPr>
+          <w:p>
+            <w:pPr>
+              <w:spacing w:after="480" w:lineRule="auto"/>
+              <w:rPr>
+                <w:color w:val="1f1f1f"/>
+              </w:rPr>
+            </w:pPr>
+            <w:r>
+              <w:rPr>
+                <w:color w:val="1f1f1f"/>
+                <w:rtl w:val="0"/>
+              </w:rPr>
+              <w:t xml:space="preserve">Demanding</w:t>
+            </w:r>
+          </w:p>
+        </w:tc>
+        <w:tc>
+          <w:tcPr>
+            <w:tcBorders>
+              <w:top w:color="1f1f1f" w:space="0" w:sz="5" w:val="single"/>
+              <w:left w:color="1f1f1f" w:space="0" w:sz="5" w:val="single"/>
+              <w:bottom w:color="1f1f1f" w:space="0" w:sz="5" w:val="single"/>
+              <w:right w:color="1f1f1f" w:space="0" w:sz="5" w:val="single"/>
+            </w:tcBorders>
+            <w:tcMar>
+              <w:top w:w="240.0" w:type="dxa"/>
+              <w:left w:w="0.0" w:type="dxa"/>
+              <w:bottom w:w="240.0" w:type="dxa"/>
+              <w:right w:w="180.0" w:type="dxa"/>
+            </w:tcMar>
+            <w:vAlign w:val="top"/>
+          </w:tcPr>
+          <w:p>
+            <w:pPr>
+              <w:spacing w:after="480" w:lineRule="auto"/>
+              <w:rPr>
+                <w:color w:val="1f1f1f"/>
+              </w:rPr>
+            </w:pPr>
+            <w:r>
+              <w:rPr>
+                <w:color w:val="1f1f1f"/>
+                <w:rtl w:val="0"/>
+              </w:rPr>
+              <w:t xml:space="preserve">Urgency</w:t>
+            </w:r>
+          </w:p>
+        </w:tc>
+        <w:tc>
+          <w:tcPr>
+            <w:tcBorders>
+              <w:top w:color="1f1f1f" w:space="0" w:sz="5" w:val="single"/>
+              <w:left w:color="1f1f1f" w:space="0" w:sz="5" w:val="single"/>
+              <w:bottom w:color="1f1f1f" w:space="0" w:sz="5" w:val="single"/>
+              <w:right w:color="1f1f1f" w:space="0" w:sz="5" w:val="single"/>
+            </w:tcBorders>
+            <w:tcMar>
+              <w:top w:w="240.0" w:type="dxa"/>
+              <w:left w:w="0.0" w:type="dxa"/>
+              <w:bottom w:w="240.0" w:type="dxa"/>
+              <w:right w:w="0.0" w:type="dxa"/>
+            </w:tcMar>
+            <w:vAlign w:val="top"/>
+          </w:tcPr>
+          <w:p>
+            <w:pPr>
+              <w:spacing w:after="480" w:lineRule="auto"/>
+              <w:rPr>
+                <w:color w:val="1f1f1f"/>
+              </w:rPr>
+            </w:pPr>
+            <w:r>
+              <w:rPr>
+                <w:color w:val="1f1f1f"/>
+                <w:rtl w:val="0"/>
+              </w:rPr>
+              <w:t xml:space="preserve">Have urgent claims but no power or legitimacy. Often "noise-makers" but can be ignored if needed.</w:t>
+            </w:r>
+          </w:p>
+        </w:tc>
+      </w:tr>
+      <w:tr>
+        <w:trPr>
+          <w:cantSplit w:val="0"/>
+          <w:trHeight w:val="1605" w:hRule="atLeast"/>
+          <w:tblHeader w:val="0"/>
+        </w:trPr>
+        <w:tc>
+          <w:tcPr>
+            <w:vMerge w:val="restart"/>
+            <w:tcBorders>
+              <w:top w:color="1f1f1f" w:space="0" w:sz="5" w:val="single"/>
+              <w:left w:color="1f1f1f" w:space="0" w:sz="5" w:val="single"/>
+              <w:bottom w:color="1f1f1f" w:space="0" w:sz="5" w:val="single"/>
+              <w:right w:color="1f1f1f" w:space="0" w:sz="5" w:val="single"/>
+            </w:tcBorders>
+            <w:tcMar>
+              <w:top w:w="240.0" w:type="dxa"/>
+              <w:left w:w="0.0" w:type="dxa"/>
+              <w:bottom w:w="240.0" w:type="dxa"/>
+              <w:right w:w="180.0" w:type="dxa"/>
+            </w:tcMar>
+            <w:vAlign w:val="top"/>
+          </w:tcPr>
+          <w:p>
+            <w:pPr>
+              <w:spacing w:after="480" w:lineRule="auto"/>
+              <w:rPr>
+                <w:color w:val="1f1f1f"/>
+              </w:rPr>
+            </w:pPr>
+            <w:r>
+              <w:rPr>
+                <w:b w:val="1"/>
+                <w:bCs w:val="1"/>
+                <w:color w:val="1f1f1f"/>
+                <w:rtl w:val="0"/>
+              </w:rPr>
+              <w:t xml:space="preserve">Expectant</w:t>
+            </w:r>
+            <w:r>
+              <w:rPr>
+                <w:rtl w:val="0"/>
+              </w:rPr>
+            </w:r>
+          </w:p>
+          <w:p>
+            <w:pPr>
+              <w:spacing w:after="480" w:lineRule="auto"/>
+              <w:rPr>
+                <w:color w:val="1f1f1f"/>
+              </w:rPr>
+            </w:pPr>
+            <w:r>
+              <w:rPr>
+                <w:rtl w:val="0"/>
+              </w:rPr>
+            </w:r>
+          </w:p>
+        </w:tc>
+        <w:tc>
+          <w:tcPr>
+            <w:tcBorders>
+              <w:top w:color="1f1f1f" w:space="0" w:sz="5" w:val="single"/>
+              <w:left w:color="1f1f1f" w:space="0" w:sz="5" w:val="single"/>
+              <w:bottom w:color="1f1f1f" w:space="0" w:sz="5" w:val="single"/>
+              <w:right w:color="1f1f1f" w:space="0" w:sz="5" w:val="single"/>
+            </w:tcBorders>
+            <w:tcMar>
+              <w:top w:w="240.0" w:type="dxa"/>
+              <w:left w:w="0.0" w:type="dxa"/>
+              <w:bottom w:w="240.0" w:type="dxa"/>
+              <w:right w:w="180.0" w:type="dxa"/>
+            </w:tcMar>
+            <w:vAlign w:val="top"/>
+          </w:tcPr>
+          <w:p>
+            <w:pPr>
+              <w:spacing w:after="480" w:lineRule="auto"/>
+              <w:rPr>
+                <w:color w:val="1f1f1f"/>
+              </w:rPr>
+            </w:pPr>
+            <w:r>
+              <w:rPr>
+                <w:color w:val="1f1f1f"/>
+                <w:rtl w:val="0"/>
+              </w:rPr>
+              <w:t xml:space="preserve">Dominant</w:t>
+            </w:r>
+          </w:p>
+        </w:tc>
+        <w:tc>
+          <w:tcPr>
+            <w:tcBorders>
+              <w:top w:color="1f1f1f" w:space="0" w:sz="5" w:val="single"/>
+              <w:left w:color="1f1f1f" w:space="0" w:sz="5" w:val="single"/>
+              <w:bottom w:color="1f1f1f" w:space="0" w:sz="5" w:val="single"/>
+              <w:right w:color="1f1f1f" w:space="0" w:sz="5" w:val="single"/>
+            </w:tcBorders>
+            <w:tcMar>
+              <w:top w:w="240.0" w:type="dxa"/>
+              <w:left w:w="0.0" w:type="dxa"/>
+              <w:bottom w:w="240.0" w:type="dxa"/>
+              <w:right w:w="180.0" w:type="dxa"/>
+            </w:tcMar>
+            <w:vAlign w:val="top"/>
+          </w:tcPr>
+          <w:p>
+            <w:pPr>
+              <w:spacing w:after="480" w:lineRule="auto"/>
+              <w:rPr>
+                <w:color w:val="1f1f1f"/>
+              </w:rPr>
+            </w:pPr>
+            <w:r>
+              <w:rPr>
+                <w:color w:val="1f1f1f"/>
+                <w:rtl w:val="0"/>
+              </w:rPr>
+              <w:t xml:space="preserve">Power &amp; Legitimacy</w:t>
+            </w:r>
+          </w:p>
+        </w:tc>
+        <w:tc>
+          <w:tcPr>
+            <w:tcBorders>
+              <w:top w:color="1f1f1f" w:space="0" w:sz="5" w:val="single"/>
+              <w:left w:color="1f1f1f" w:space="0" w:sz="5" w:val="single"/>
+              <w:bottom w:color="1f1f1f" w:space="0" w:sz="5" w:val="single"/>
+              <w:right w:color="1f1f1f" w:space="0" w:sz="5" w:val="single"/>
+            </w:tcBorders>
+            <w:tcMar>
+              <w:top w:w="240.0" w:type="dxa"/>
+              <w:left w:w="0.0" w:type="dxa"/>
+              <w:bottom w:w="240.0" w:type="dxa"/>
+              <w:right w:w="0.0" w:type="dxa"/>
+            </w:tcMar>
+            <w:vAlign w:val="top"/>
+          </w:tcPr>
+          <w:p>
+            <w:pPr>
+              <w:spacing w:after="480" w:lineRule="auto"/>
+              <w:rPr>
+                <w:color w:val="1f1f1f"/>
+              </w:rPr>
+            </w:pPr>
+            <w:r>
+              <w:rPr>
+                <w:color w:val="1f1f1f"/>
+                <w:rtl w:val="0"/>
+              </w:rPr>
+              <w:t xml:space="preserve">Powerful and legitimate; their influence is assured. They often form the dominant coalition in an organization.</w:t>
+            </w:r>
+          </w:p>
+        </w:tc>
+      </w:tr>
+      <w:tr>
+        <w:trPr>
+          <w:cantSplit w:val="0"/>
+          <w:trHeight w:val="1605" w:hRule="atLeast"/>
+          <w:tblHeader w:val="0"/>
+        </w:trPr>
+        <w:tc>
+          <w:tcPr>
+            <w:vMerge w:val="continue"/>
+            <w:tcBorders>
+              <w:top w:color="1f1f1f" w:space="0" w:sz="5" w:val="single"/>
+              <w:left w:color="1f1f1f" w:space="0" w:sz="5" w:val="single"/>
+              <w:bottom w:color="1f1f1f" w:space="0" w:sz="5" w:val="single"/>
+              <w:right w:color="1f1f1f" w:space="0" w:sz="5" w:val="single"/>
+            </w:tcBorders>
+            <w:tcMar>
+              <w:top w:w="240.0" w:type="dxa"/>
+              <w:left w:w="0.0" w:type="dxa"/>
+              <w:bottom w:w="240.0" w:type="dxa"/>
+              <w:right w:w="180.0" w:type="dxa"/>
+            </w:tcMar>
+            <w:vAlign w:val="top"/>
+          </w:tcPr>
+          <w:p>
+            <w:pPr>
+              <w:spacing w:after="0" w:before="0" w:line="240" w:lineRule="auto"/>
+              <w:ind w:left="0" w:firstLine="0"/>
+              <w:rPr>
+                <w:color w:val="1f1f1f"/>
+              </w:rPr>
+            </w:pPr>
+            <w:r>
+              <w:rPr>
+                <w:rtl w:val="0"/>
+              </w:rPr>
+            </w:r>
+          </w:p>
+        </w:tc>
+        <w:tc>
+          <w:tcPr>
+            <w:tcBorders>
+              <w:top w:color="1f1f1f" w:space="0" w:sz="5" w:val="single"/>
+              <w:left w:color="1f1f1f" w:space="0" w:sz="5" w:val="single"/>
+              <w:bottom w:color="1f1f1f" w:space="0" w:sz="5" w:val="single"/>
+              <w:right w:color="1f1f1f" w:space="0" w:sz="5" w:val="single"/>
+            </w:tcBorders>
+            <w:tcMar>
+              <w:top w:w="240.0" w:type="dxa"/>
+              <w:left w:w="0.0" w:type="dxa"/>
+              <w:bottom w:w="240.0" w:type="dxa"/>
+              <w:right w:w="180.0" w:type="dxa"/>
+            </w:tcMar>
+            <w:vAlign w:val="top"/>
+          </w:tcPr>
+          <w:p>
+            <w:pPr>
+              <w:spacing w:after="480" w:lineRule="auto"/>
+              <w:rPr>
+                <w:color w:val="1f1f1f"/>
+              </w:rPr>
+            </w:pPr>
+            <w:r>
+              <w:rPr>
+                <w:color w:val="1f1f1f"/>
+                <w:rtl w:val="0"/>
+              </w:rPr>
+              <w:t xml:space="preserve">Dangerous</w:t>
+            </w:r>
+          </w:p>
+        </w:tc>
+        <w:tc>
+          <w:tcPr>
+            <w:tcBorders>
+              <w:top w:color="1f1f1f" w:space="0" w:sz="5" w:val="single"/>
+              <w:left w:color="1f1f1f" w:space="0" w:sz="5" w:val="single"/>
+              <w:bottom w:color="1f1f1f" w:space="0" w:sz="5" w:val="single"/>
+              <w:right w:color="1f1f1f" w:space="0" w:sz="5" w:val="single"/>
+            </w:tcBorders>
+            <w:tcMar>
+              <w:top w:w="240.0" w:type="dxa"/>
+              <w:left w:w="0.0" w:type="dxa"/>
+              <w:bottom w:w="240.0" w:type="dxa"/>
+              <w:right w:w="180.0" w:type="dxa"/>
+            </w:tcMar>
+            <w:vAlign w:val="top"/>
+          </w:tcPr>
+          <w:p>
+            <w:pPr>
+              <w:spacing w:after="480" w:lineRule="auto"/>
+              <w:rPr>
+                <w:color w:val="1f1f1f"/>
+              </w:rPr>
+            </w:pPr>
+            <w:r>
+              <w:rPr>
+                <w:color w:val="1f1f1f"/>
+                <w:rtl w:val="0"/>
+              </w:rPr>
+              <w:t xml:space="preserve">Power &amp; Urgency</w:t>
+            </w:r>
+          </w:p>
+        </w:tc>
+        <w:tc>
+          <w:tcPr>
+            <w:tcBorders>
+              <w:top w:color="1f1f1f" w:space="0" w:sz="5" w:val="single"/>
+              <w:left w:color="1f1f1f" w:space="0" w:sz="5" w:val="single"/>
+              <w:bottom w:color="1f1f1f" w:space="0" w:sz="5" w:val="single"/>
+              <w:right w:color="1f1f1f" w:space="0" w:sz="5" w:val="single"/>
+            </w:tcBorders>
+            <w:tcMar>
+              <w:top w:w="240.0" w:type="dxa"/>
+              <w:left w:w="0.0" w:type="dxa"/>
+              <w:bottom w:w="240.0" w:type="dxa"/>
+              <w:right w:w="0.0" w:type="dxa"/>
+            </w:tcMar>
+            <w:vAlign w:val="top"/>
+          </w:tcPr>
+          <w:p>
+            <w:pPr>
+              <w:spacing w:after="480" w:lineRule="auto"/>
+              <w:rPr>
+                <w:color w:val="1f1f1f"/>
+              </w:rPr>
+            </w:pPr>
+            <w:r>
+              <w:rPr>
+                <w:color w:val="1f1f1f"/>
+                <w:rtl w:val="0"/>
+              </w:rPr>
+              <w:t xml:space="preserve">Have power and urgency but lack legitimacy. May use coercive tactics or violence to achieve goals.</w:t>
+            </w:r>
+          </w:p>
+        </w:tc>
+      </w:tr>
+      <w:tr>
+        <w:trPr>
+          <w:cantSplit w:val="0"/>
+          <w:trHeight w:val="1605" w:hRule="atLeast"/>
+          <w:tblHeader w:val="0"/>
+        </w:trPr>
+        <w:tc>
+          <w:tcPr>
+            <w:vMerge w:val="continue"/>
+            <w:tcBorders>
+              <w:top w:color="1f1f1f" w:space="0" w:sz="5" w:val="single"/>
+              <w:left w:color="1f1f1f" w:space="0" w:sz="5" w:val="single"/>
+              <w:bottom w:color="1f1f1f" w:space="0" w:sz="5" w:val="single"/>
+              <w:right w:color="1f1f1f" w:space="0" w:sz="5" w:val="single"/>
+            </w:tcBorders>
+            <w:tcMar>
+              <w:top w:w="240.0" w:type="dxa"/>
+              <w:left w:w="0.0" w:type="dxa"/>
+              <w:bottom w:w="240.0" w:type="dxa"/>
+              <w:right w:w="180.0" w:type="dxa"/>
+            </w:tcMar>
+            <w:vAlign w:val="top"/>
+          </w:tcPr>
+          <w:p>
+            <w:pPr>
+              <w:spacing w:after="0" w:before="0" w:line="240" w:lineRule="auto"/>
+              <w:ind w:left="0" w:firstLine="0"/>
+              <w:rPr>
+                <w:color w:val="1f1f1f"/>
+              </w:rPr>
+            </w:pPr>
+            <w:r>
+              <w:rPr>
+                <w:rtl w:val="0"/>
+              </w:rPr>
+            </w:r>
+          </w:p>
+        </w:tc>
+        <w:tc>
+          <w:tcPr>
+            <w:tcBorders>
+              <w:top w:color="1f1f1f" w:space="0" w:sz="5" w:val="single"/>
+              <w:left w:color="1f1f1f" w:space="0" w:sz="5" w:val="single"/>
+              <w:bottom w:color="1f1f1f" w:space="0" w:sz="5" w:val="single"/>
+              <w:right w:color="1f1f1f" w:space="0" w:sz="5" w:val="single"/>
+            </w:tcBorders>
+            <w:tcMar>
+              <w:top w:w="240.0" w:type="dxa"/>
+              <w:left w:w="0.0" w:type="dxa"/>
+              <w:bottom w:w="240.0" w:type="dxa"/>
+              <w:right w:w="180.0" w:type="dxa"/>
+            </w:tcMar>
+            <w:vAlign w:val="top"/>
+          </w:tcPr>
+          <w:p>
+            <w:pPr>
+              <w:spacing w:after="480" w:lineRule="auto"/>
+              <w:rPr>
+                <w:color w:val="1f1f1f"/>
+              </w:rPr>
+            </w:pPr>
+            <w:r>
+              <w:rPr>
+                <w:color w:val="1f1f1f"/>
+                <w:rtl w:val="0"/>
+              </w:rPr>
+              <w:t xml:space="preserve">Dependent</w:t>
+            </w:r>
+          </w:p>
+        </w:tc>
+        <w:tc>
+          <w:tcPr>
+            <w:tcBorders>
+              <w:top w:color="1f1f1f" w:space="0" w:sz="5" w:val="single"/>
+              <w:left w:color="1f1f1f" w:space="0" w:sz="5" w:val="single"/>
+              <w:bottom w:color="1f1f1f" w:space="0" w:sz="5" w:val="single"/>
+              <w:right w:color="1f1f1f" w:space="0" w:sz="5" w:val="single"/>
+            </w:tcBorders>
+            <w:tcMar>
+              <w:top w:w="240.0" w:type="dxa"/>
+              <w:left w:w="0.0" w:type="dxa"/>
+              <w:bottom w:w="240.0" w:type="dxa"/>
+              <w:right w:w="180.0" w:type="dxa"/>
+            </w:tcMar>
+            <w:vAlign w:val="top"/>
+          </w:tcPr>
+          <w:p>
+            <w:pPr>
+              <w:spacing w:after="480" w:lineRule="auto"/>
+              <w:rPr>
+                <w:color w:val="1f1f1f"/>
+              </w:rPr>
+            </w:pPr>
+            <w:r>
+              <w:rPr>
+                <w:color w:val="1f1f1f"/>
+                <w:rtl w:val="0"/>
+              </w:rPr>
+              <w:t xml:space="preserve">Legitimacy &amp; Urgency</w:t>
+            </w:r>
+          </w:p>
+        </w:tc>
+        <w:tc>
+          <w:tcPr>
+            <w:tcBorders>
+              <w:top w:color="1f1f1f" w:space="0" w:sz="5" w:val="single"/>
+              <w:left w:color="1f1f1f" w:space="0" w:sz="5" w:val="single"/>
+              <w:bottom w:color="1f1f1f" w:space="0" w:sz="5" w:val="single"/>
+              <w:right w:color="1f1f1f" w:space="0" w:sz="5" w:val="single"/>
+            </w:tcBorders>
+            <w:tcMar>
+              <w:top w:w="240.0" w:type="dxa"/>
+              <w:left w:w="0.0" w:type="dxa"/>
+              <w:bottom w:w="240.0" w:type="dxa"/>
+              <w:right w:w="0.0" w:type="dxa"/>
+            </w:tcMar>
+            <w:vAlign w:val="top"/>
+          </w:tcPr>
+          <w:p>
+            <w:pPr>
+              <w:spacing w:after="480" w:lineRule="auto"/>
+              <w:rPr>
+                <w:color w:val="1f1f1f"/>
+              </w:rPr>
+            </w:pPr>
+            <w:r>
+              <w:rPr>
+                <w:color w:val="1f1f1f"/>
+                <w:rtl w:val="0"/>
+              </w:rPr>
+              <w:t xml:space="preserve">Have legitimate and urgent claims but lack power. They depend on others (like dominant stakeholders) to help them.</w:t>
+            </w:r>
+          </w:p>
+        </w:tc>
+      </w:tr>
+      <w:tr>
+        <w:trPr>
+          <w:cantSplit w:val="0"/>
+          <w:trHeight w:val="1335" w:hRule="atLeast"/>
+          <w:tblHeader w:val="0"/>
+        </w:trPr>
+        <w:tc>
+          <w:tcPr>
+            <w:tcBorders>
+              <w:top w:color="1f1f1f" w:space="0" w:sz="5" w:val="single"/>
+              <w:left w:color="1f1f1f" w:space="0" w:sz="5" w:val="single"/>
+              <w:bottom w:color="1f1f1f" w:space="0" w:sz="5" w:val="single"/>
+              <w:right w:color="1f1f1f" w:space="0" w:sz="5" w:val="single"/>
+            </w:tcBorders>
+            <w:tcMar>
+              <w:top w:w="240.0" w:type="dxa"/>
+              <w:left w:w="0.0" w:type="dxa"/>
+              <w:bottom w:w="240.0" w:type="dxa"/>
+              <w:right w:w="180.0" w:type="dxa"/>
+            </w:tcMar>
+            <w:vAlign w:val="top"/>
+          </w:tcPr>
+          <w:p>
+            <w:pPr>
+              <w:spacing w:after="480" w:lineRule="auto"/>
+              <w:rPr>
+                <w:color w:val="1f1f1f"/>
+              </w:rPr>
+            </w:pPr>
+            <w:r>
+              <w:rPr>
+                <w:b w:val="1"/>
+                <w:bCs w:val="1"/>
+                <w:color w:val="1f1f1f"/>
+                <w:rtl w:val="0"/>
+              </w:rPr>
+              <w:t xml:space="preserve">Definitive</w:t>
+            </w:r>
+            <w:r>
+              <w:rPr>
+                <w:rtl w:val="0"/>
+              </w:rPr>
+            </w:r>
+          </w:p>
+        </w:tc>
+        <w:tc>
+          <w:tcPr>
+            <w:tcBorders>
+              <w:top w:color="1f1f1f" w:space="0" w:sz="5" w:val="single"/>
+              <w:left w:color="1f1f1f" w:space="0" w:sz="5" w:val="single"/>
+              <w:bottom w:color="1f1f1f" w:space="0" w:sz="5" w:val="single"/>
+              <w:right w:color="1f1f1f" w:space="0" w:sz="5" w:val="single"/>
+            </w:tcBorders>
+            <w:tcMar>
+              <w:top w:w="240.0" w:type="dxa"/>
+              <w:left w:w="0.0" w:type="dxa"/>
+              <w:bottom w:w="240.0" w:type="dxa"/>
+              <w:right w:w="180.0" w:type="dxa"/>
+            </w:tcMar>
+            <w:vAlign w:val="top"/>
+          </w:tcPr>
+          <w:p>
+            <w:pPr>
+              <w:spacing w:after="480" w:lineRule="auto"/>
+              <w:rPr>
+                <w:color w:val="1f1f1f"/>
+              </w:rPr>
+            </w:pPr>
+            <w:r>
+              <w:rPr>
+                <w:color w:val="1f1f1f"/>
+                <w:rtl w:val="0"/>
+              </w:rPr>
+              <w:t xml:space="preserve">Definitive</w:t>
+            </w:r>
+          </w:p>
+        </w:tc>
+        <w:tc>
+          <w:tcPr>
+            <w:tcBorders>
+              <w:top w:color="1f1f1f" w:space="0" w:sz="5" w:val="single"/>
+              <w:left w:color="1f1f1f" w:space="0" w:sz="5" w:val="single"/>
+              <w:bottom w:color="1f1f1f" w:space="0" w:sz="5" w:val="single"/>
+              <w:right w:color="1f1f1f" w:space="0" w:sz="5" w:val="single"/>
+            </w:tcBorders>
+            <w:tcMar>
+              <w:top w:w="240.0" w:type="dxa"/>
+              <w:left w:w="0.0" w:type="dxa"/>
+              <w:bottom w:w="240.0" w:type="dxa"/>
+              <w:right w:w="180.0" w:type="dxa"/>
+            </w:tcMar>
+            <w:vAlign w:val="top"/>
+          </w:tcPr>
+          <w:p>
+            <w:pPr>
+              <w:spacing w:after="480" w:lineRule="auto"/>
+              <w:rPr>
+                <w:color w:val="1f1f1f"/>
+              </w:rPr>
+            </w:pPr>
+            <w:r>
+              <w:rPr>
+                <w:color w:val="1f1f1f"/>
+                <w:rtl w:val="0"/>
+              </w:rPr>
+              <w:t xml:space="preserve">Power, Legitimacy &amp; Urgency</w:t>
+            </w:r>
+          </w:p>
+        </w:tc>
+        <w:tc>
+          <w:tcPr>
+            <w:tcBorders>
+              <w:top w:color="1f1f1f" w:space="0" w:sz="5" w:val="single"/>
+              <w:left w:color="1f1f1f" w:space="0" w:sz="5" w:val="single"/>
+              <w:bottom w:color="1f1f1f" w:space="0" w:sz="5" w:val="single"/>
+              <w:right w:color="1f1f1f" w:space="0" w:sz="5" w:val="single"/>
+            </w:tcBorders>
+            <w:tcMar>
+              <w:top w:w="240.0" w:type="dxa"/>
+              <w:left w:w="0.0" w:type="dxa"/>
+              <w:bottom w:w="240.0" w:type="dxa"/>
+              <w:right w:w="0.0" w:type="dxa"/>
+            </w:tcMar>
+            <w:vAlign w:val="top"/>
+          </w:tcPr>
+          <w:p>
+            <w:pPr>
+              <w:spacing w:after="480" w:lineRule="auto"/>
+              <w:rPr>
+                <w:color w:val="1f1f1f"/>
+              </w:rPr>
+            </w:pPr>
+            <w:r>
+              <w:rPr>
+                <w:color w:val="1f1f1f"/>
+                <w:rtl w:val="0"/>
+              </w:rPr>
+              <w:t xml:space="preserve">Possess all three attributes. These stakeholders are the top priority for management.</w:t>
+            </w:r>
+          </w:p>
+        </w:tc>
+      </w:tr>
+    </w:tbl>
+    <w:p>
+      <w:pPr>
+        <w:rPr/>
+      </w:pPr>
+      <w:r>
+        <w:rPr>
+          <w:rtl w:val="0"/>
+        </w:rPr>
       </w:r>
     </w:p>
     <w:p>
@@ -556,7 +1524,23 @@
         <w:rPr>
           <w:rtl w:val="0"/>
         </w:rPr>
-        <w:t xml:space="preserve">Buhmann, K., Fonseca, A., Andrews, N., &amp; Amatulli, G. (Eds.). (2024). The Routledge handbook on meaningful stakeholder engagement. Routledge. https://library.oapen.org/handle/20.500.12657/103166</w:t>
+        <w:t xml:space="preserve">Buhmann, K., Fonseca, A., Andrews, N., &amp; Amatulli, G. (Eds.). (2024). The Routledge handbook on meaningful stakeholder engagement. Routledge. </w:t>
+      </w:r>
+      <w:hyperlink r:id="rId7">
+        <w:r>
+          <w:rPr>
+            <w:color w:val="1155cc"/>
+            <w:u w:val="single"/>
+            <w:rtl w:val="0"/>
+          </w:rPr>
+          <w:t xml:space="preserve">https://library.oapen.org/handle/20.500.12657/103166</w:t>
+        </w:r>
+      </w:hyperlink>
+      <w:r>
+        <w:rPr>
+          <w:rtl w:val="0"/>
+        </w:rPr>
+        <w:t xml:space="preserve"> </w:t>
       </w:r>
     </w:p>
     <w:p>
@@ -672,20 +1656,28 @@
     </w:p>
     <w:p>
       <w:pPr>
-        <w:rPr/>
-      </w:pPr>
-      <w:r>
-        <w:rPr>
-          <w:rtl w:val="0"/>
-        </w:rPr>
-      </w:r>
-    </w:p>
-    <w:p>
-      <w:pPr>
-        <w:rPr/>
-      </w:pPr>
-      <w:r>
-        <w:rPr>
+        <w:rPr>
+          <w:b w:val="1"/>
+          <w:bCs w:val="1"/>
+        </w:rPr>
+      </w:pPr>
+      <w:r>
+        <w:rPr>
+          <w:rtl w:val="0"/>
+        </w:rPr>
+      </w:r>
+    </w:p>
+    <w:p>
+      <w:pPr>
+        <w:rPr>
+          <w:b w:val="1"/>
+          <w:bCs w:val="1"/>
+        </w:rPr>
+      </w:pPr>
+      <w:r>
+        <w:rPr>
+          <w:b w:val="1"/>
+          <w:bCs w:val="1"/>
           <w:rtl w:val="0"/>
         </w:rPr>
         <w:t xml:space="preserve">Plotten: 3 dimensies in 2d?</w:t>
@@ -1015,6 +2007,14 @@
       <w:sz w:val="30"/>
       <w:szCs w:val="30"/>
     </w:rPr>
+  </w:style>
+  <w:style w:type="table" w:styleId="Table1">
+    <w:basedOn w:val="TableNormal"/>
+    <w:tblPr>
+      <w:tblStyleRowBandSize w:val="1"/>
+      <w:tblStyleColBandSize w:val="1"/>
+      <w:tblCellMar/>
+    </w:tblPr>
   </w:style>
 </w:styles>
 </file>
